--- a/docx/14-monta-tu-presentacion/14-monta-tu-presentacion.docx
+++ b/docx/14-monta-tu-presentacion/14-monta-tu-presentacion.docx
@@ -575,7 +575,7 @@
     </w:p>
     <w:bookmarkEnd w:id="17"/>
     <w:bookmarkEnd w:id="18"/>
-    <w:bookmarkStart w:id="24" w:name="busca-y-recopila"/>
+    <w:bookmarkStart w:id="27" w:name="busca-y-recopila"/>
     <w:p>
       <w:pPr>
         <w:pStyle w:val="Heading1"/>
@@ -693,7 +693,7 @@
       </w:r>
     </w:p>
     <w:bookmarkEnd w:id="19"/>
-    <w:bookmarkStart w:id="20" w:name="lo-que-hay-que-saber"/>
+    <w:bookmarkStart w:id="23" w:name="lo-que-hay-que-saber"/>
     <w:p>
       <w:pPr>
         <w:pStyle w:val="Heading2"/>
@@ -1014,19 +1014,61 @@
     </w:p>
     <w:p>
       <w:pPr>
-        <w:pStyle w:val="BodyText"/>
-      </w:pPr>
-    </w:p>
-    <w:p>
-      <w:pPr>
-        <w:pStyle w:val="BodyText"/>
+        <w:pStyle w:val="CaptionedFigure"/>
+      </w:pPr>
+      <w:r>
+        <w:drawing>
+          <wp:inline>
+            <wp:extent cx="5334000" cy="1621583"/>
+            <wp:effectExtent b="0" l="0" r="0" t="0"/>
+            <wp:docPr descr="🔍 3-4 búsquedas, tabla de materiales y la fuente apuntada al instante" title="" id="21" name="Picture"/>
+            <a:graphic>
+              <a:graphicData uri="http://schemas.openxmlformats.org/drawingml/2006/picture">
+                <pic:pic>
+                  <pic:nvPicPr>
+                    <pic:cNvPr descr="public/img/14-monta-tu-presentacion/01-buscar-recopilar.png" id="22" name="Picture"/>
+                    <pic:cNvPicPr>
+                      <a:picLocks noChangeArrowheads="1" noChangeAspect="1"/>
+                    </pic:cNvPicPr>
+                  </pic:nvPicPr>
+                  <pic:blipFill>
+                    <a:blip r:embed="rId20"/>
+                    <a:stretch>
+                      <a:fillRect/>
+                    </a:stretch>
+                  </pic:blipFill>
+                  <pic:spPr bwMode="auto">
+                    <a:xfrm>
+                      <a:off x="0" y="0"/>
+                      <a:ext cx="5334000" cy="1621583"/>
+                    </a:xfrm>
+                    <a:prstGeom prst="rect">
+                      <a:avLst/>
+                    </a:prstGeom>
+                    <a:noFill/>
+                    <a:ln w="9525">
+                      <a:noFill/>
+                      <a:headEnd/>
+                      <a:tailEnd/>
+                    </a:ln>
+                  </pic:spPr>
+                </pic:pic>
+              </a:graphicData>
+            </a:graphic>
+          </wp:inline>
+        </w:drawing>
+      </w:r>
+    </w:p>
+    <w:p>
+      <w:pPr>
+        <w:pStyle w:val="ImageCaption"/>
       </w:pPr>
       <w:r>
         <w:t xml:space="preserve">🔍 3-4 búsquedas, tabla de materiales y la fuente apuntada al instante</w:t>
       </w:r>
     </w:p>
-    <w:bookmarkEnd w:id="20"/>
-    <w:bookmarkStart w:id="21" w:name="a-por-ellos"/>
+    <w:bookmarkEnd w:id="23"/>
+    <w:bookmarkStart w:id="24" w:name="a-por-ellos"/>
     <w:p>
       <w:pPr>
         <w:pStyle w:val="Heading2"/>
@@ -1259,8 +1301,8 @@
         </w:pict>
       </w:r>
     </w:p>
-    <w:bookmarkEnd w:id="21"/>
-    <w:bookmarkStart w:id="23" w:name="mini-dinámica-la-caza-de-fuentes-10-min"/>
+    <w:bookmarkEnd w:id="24"/>
+    <w:bookmarkStart w:id="26" w:name="mini-dinámica-la-caza-de-fuentes-10-min"/>
     <w:p>
       <w:pPr>
         <w:pStyle w:val="Heading2"/>
@@ -1334,7 +1376,7 @@
       <w:r>
         <w:t xml:space="preserve"> </w:t>
       </w:r>
-      <w:hyperlink r:id="rId22">
+      <w:hyperlink r:id="rId25">
         <w:r>
           <w:rPr>
             <w:rStyle w:val="Hyperlink"/>
@@ -1361,7 +1403,7 @@
       <w:r>
         <w:t xml:space="preserve"> </w:t>
       </w:r>
-      <w:hyperlink r:id="rId22">
+      <w:hyperlink r:id="rId25">
         <w:r>
           <w:rPr>
             <w:rStyle w:val="Hyperlink"/>
@@ -1397,9 +1439,9 @@
         </w:r>
       </w:hyperlink>
     </w:p>
-    <w:bookmarkEnd w:id="23"/>
-    <w:bookmarkEnd w:id="24"/>
-    <w:bookmarkStart w:id="29" w:name="selecciona-y-crea-las-láminas"/>
+    <w:bookmarkEnd w:id="26"/>
+    <w:bookmarkEnd w:id="27"/>
+    <w:bookmarkStart w:id="35" w:name="selecciona-y-crea-las-láminas"/>
     <w:p>
       <w:pPr>
         <w:pStyle w:val="Heading1"/>
@@ -1463,7 +1505,7 @@
         </w:pict>
       </w:r>
     </w:p>
-    <w:bookmarkStart w:id="25" w:name="en-corto-1"/>
+    <w:bookmarkStart w:id="28" w:name="en-corto-1"/>
     <w:p>
       <w:pPr>
         <w:pStyle w:val="Heading2"/>
@@ -1529,8 +1571,8 @@
         </w:pict>
       </w:r>
     </w:p>
-    <w:bookmarkEnd w:id="25"/>
-    <w:bookmarkStart w:id="26" w:name="lo-que-hay-que-saber-1"/>
+    <w:bookmarkEnd w:id="28"/>
+    <w:bookmarkStart w:id="32" w:name="lo-que-hay-que-saber-1"/>
     <w:p>
       <w:pPr>
         <w:pStyle w:val="Heading2"/>
@@ -1995,19 +2037,61 @@
     </w:p>
     <w:p>
       <w:pPr>
-        <w:pStyle w:val="BodyText"/>
-      </w:pPr>
-    </w:p>
-    <w:p>
-      <w:pPr>
-        <w:pStyle w:val="BodyText"/>
+        <w:pStyle w:val="CaptionedFigure"/>
+      </w:pPr>
+      <w:r>
+        <w:drawing>
+          <wp:inline>
+            <wp:extent cx="5334000" cy="1869965"/>
+            <wp:effectExtent b="0" l="0" r="0" t="0"/>
+            <wp:docPr descr="🖼️ La lámina ancla, la voz eres tú: 1 idea, máx. 6 líneas" title="" id="30" name="Picture"/>
+            <a:graphic>
+              <a:graphicData uri="http://schemas.openxmlformats.org/drawingml/2006/picture">
+                <pic:pic>
+                  <pic:nvPicPr>
+                    <pic:cNvPr descr="public/img/14-monta-tu-presentacion/02-lamina-que-funciona.png" id="31" name="Picture"/>
+                    <pic:cNvPicPr>
+                      <a:picLocks noChangeArrowheads="1" noChangeAspect="1"/>
+                    </pic:cNvPicPr>
+                  </pic:nvPicPr>
+                  <pic:blipFill>
+                    <a:blip r:embed="rId29"/>
+                    <a:stretch>
+                      <a:fillRect/>
+                    </a:stretch>
+                  </pic:blipFill>
+                  <pic:spPr bwMode="auto">
+                    <a:xfrm>
+                      <a:off x="0" y="0"/>
+                      <a:ext cx="5334000" cy="1869965"/>
+                    </a:xfrm>
+                    <a:prstGeom prst="rect">
+                      <a:avLst/>
+                    </a:prstGeom>
+                    <a:noFill/>
+                    <a:ln w="9525">
+                      <a:noFill/>
+                      <a:headEnd/>
+                      <a:tailEnd/>
+                    </a:ln>
+                  </pic:spPr>
+                </pic:pic>
+              </a:graphicData>
+            </a:graphic>
+          </wp:inline>
+        </w:drawing>
+      </w:r>
+    </w:p>
+    <w:p>
+      <w:pPr>
+        <w:pStyle w:val="ImageCaption"/>
       </w:pPr>
       <w:r>
         <w:t xml:space="preserve">🖼️ La lámina ancla, la voz eres tú: 1 idea, máx. 6 líneas</w:t>
       </w:r>
     </w:p>
-    <w:bookmarkEnd w:id="26"/>
-    <w:bookmarkStart w:id="27" w:name="a-por-ellos-1"/>
+    <w:bookmarkEnd w:id="32"/>
+    <w:bookmarkStart w:id="33" w:name="a-por-ellos-1"/>
     <w:p>
       <w:pPr>
         <w:pStyle w:val="Heading2"/>
@@ -2253,8 +2337,8 @@
         </w:pict>
       </w:r>
     </w:p>
-    <w:bookmarkEnd w:id="27"/>
-    <w:bookmarkStart w:id="28" w:name="X08b52b696d4e52ac6a5fe10e43092c302a66841"/>
+    <w:bookmarkEnd w:id="33"/>
+    <w:bookmarkStart w:id="34" w:name="X08b52b696d4e52ac6a5fe10e43092c302a66841"/>
     <w:p>
       <w:pPr>
         <w:pStyle w:val="Heading2"/>
@@ -2325,7 +2409,7 @@
       <w:r>
         <w:t xml:space="preserve"> </w:t>
       </w:r>
-      <w:hyperlink r:id="rId22">
+      <w:hyperlink r:id="rId25">
         <w:r>
           <w:rPr>
             <w:rStyle w:val="Hyperlink"/>
@@ -2388,9 +2472,9 @@
         </w:r>
       </w:hyperlink>
     </w:p>
-    <w:bookmarkEnd w:id="28"/>
-    <w:bookmarkEnd w:id="29"/>
-    <w:bookmarkStart w:id="38" w:name="juegos-y-retos"/>
+    <w:bookmarkEnd w:id="34"/>
+    <w:bookmarkEnd w:id="35"/>
+    <w:bookmarkStart w:id="44" w:name="juegos-y-retos"/>
     <w:p>
       <w:pPr>
         <w:pStyle w:val="Heading1"/>
@@ -2454,7 +2538,7 @@
         </w:pict>
       </w:r>
     </w:p>
-    <w:bookmarkStart w:id="30" w:name="en-corto-2"/>
+    <w:bookmarkStart w:id="36" w:name="en-corto-2"/>
     <w:p>
       <w:pPr>
         <w:pStyle w:val="Heading2"/>
@@ -2491,8 +2575,8 @@
         </w:pict>
       </w:r>
     </w:p>
-    <w:bookmarkEnd w:id="30"/>
-    <w:bookmarkStart w:id="31" w:name="el-fail-de-dani"/>
+    <w:bookmarkEnd w:id="36"/>
+    <w:bookmarkStart w:id="37" w:name="el-fail-de-dani"/>
     <w:p>
       <w:pPr>
         <w:pStyle w:val="Heading2"/>
@@ -2653,8 +2737,8 @@
         </w:pict>
       </w:r>
     </w:p>
-    <w:bookmarkEnd w:id="31"/>
-    <w:bookmarkStart w:id="32" w:name="juego-1-el-pitch-de-1-minuto-15-min"/>
+    <w:bookmarkEnd w:id="37"/>
+    <w:bookmarkStart w:id="38" w:name="juego-1-el-pitch-de-1-minuto-15-min"/>
     <w:p>
       <w:pPr>
         <w:pStyle w:val="Heading2"/>
@@ -2790,8 +2874,8 @@
         </w:pict>
       </w:r>
     </w:p>
-    <w:bookmarkEnd w:id="32"/>
-    <w:bookmarkStart w:id="33" w:name="juego-2-la-lámina-muda-10-min"/>
+    <w:bookmarkEnd w:id="38"/>
+    <w:bookmarkStart w:id="39" w:name="juego-2-la-lámina-muda-10-min"/>
     <w:p>
       <w:pPr>
         <w:pStyle w:val="Heading2"/>
@@ -2839,8 +2923,8 @@
         </w:pict>
       </w:r>
     </w:p>
-    <w:bookmarkEnd w:id="33"/>
-    <w:bookmarkStart w:id="34" w:name="juego-3-el-descaro-de-la-fuente-5-min"/>
+    <w:bookmarkEnd w:id="39"/>
+    <w:bookmarkStart w:id="40" w:name="juego-3-el-descaro-de-la-fuente-5-min"/>
     <w:p>
       <w:pPr>
         <w:pStyle w:val="Heading2"/>
@@ -2891,8 +2975,8 @@
         </w:pict>
       </w:r>
     </w:p>
-    <w:bookmarkEnd w:id="34"/>
-    <w:bookmarkStart w:id="35" w:name="logros"/>
+    <w:bookmarkEnd w:id="40"/>
+    <w:bookmarkStart w:id="41" w:name="logros"/>
     <w:p>
       <w:pPr>
         <w:pStyle w:val="Heading2"/>
@@ -3117,8 +3201,8 @@
         </w:pict>
       </w:r>
     </w:p>
-    <w:bookmarkEnd w:id="35"/>
-    <w:bookmarkStart w:id="36" w:name="reto-final"/>
+    <w:bookmarkEnd w:id="41"/>
+    <w:bookmarkStart w:id="42" w:name="reto-final"/>
     <w:p>
       <w:pPr>
         <w:pStyle w:val="Heading2"/>
@@ -3237,8 +3321,8 @@
         </w:pict>
       </w:r>
     </w:p>
-    <w:bookmarkEnd w:id="36"/>
-    <w:bookmarkStart w:id="37" w:name="para-el-profe"/>
+    <w:bookmarkEnd w:id="42"/>
+    <w:bookmarkStart w:id="43" w:name="para-el-profe"/>
     <w:p>
       <w:pPr>
         <w:pStyle w:val="Heading2"/>
@@ -3313,7 +3397,7 @@
       <w:r>
         <w:t xml:space="preserve"> </w:t>
       </w:r>
-      <w:hyperlink r:id="rId22">
+      <w:hyperlink r:id="rId25">
         <w:r>
           <w:rPr>
             <w:rStyle w:val="Hyperlink"/>
@@ -3379,8 +3463,8 @@
         <w:t xml:space="preserve">, con los roles rotativos del pitch</w:t>
       </w:r>
     </w:p>
-    <w:bookmarkEnd w:id="37"/>
-    <w:bookmarkEnd w:id="38"/>
+    <w:bookmarkEnd w:id="43"/>
+    <w:bookmarkEnd w:id="44"/>
     <w:sectPr>
       <w:footnotePr>
         <w:numRestart w:val="eachSect"/>
